--- a/Cover_Letters/Shinoy_Canon_EMEA_Senior_Specialist_Business_Platform_Solutions_Cover_Letter.docx
+++ b/Cover_Letters/Shinoy_Canon_EMEA_Senior_Specialist_Business_Platform_Solutions_Cover_Letter.docx
@@ -14,7 +14,7 @@
     </w:p>
     <w:p>
       <w:r>
-        <w:t>October 23, 2026</w:t>
+        <w:t>October 24, 2026</w:t>
       </w:r>
     </w:p>
     <w:p>
@@ -35,7 +35,7 @@
     </w:p>
     <w:p>
       <w:r>
-        <w:t>Your team supports a diverse application landscape and focuses on translating business requirements into effective solutions. Throughout my career, I have worked closely with stakeholders and technical teams to ensure operational stability and continuous improvement across enterprise applications. I also bring hands-on experience using Gemini Code Assist to streamline test generation and deployment workflows.</w:t>
+        <w:t>Your opening for a Senior Specialist in Business Platform Solutions caught my eye because it involves supporting enterprise platforms and complex application landscapes. In my recent role at Tata Consultancy Services, I worked on global banking systems where I built automation frameworks, handled backend validation using Oracle SQL, and maintained CI/CD pipelines. I am used to collaborating with cross-functional teams and translating business needs into reliable technical testing strategies.</w:t>
       </w:r>
     </w:p>
     <w:p>
